--- a/bank/oxford/oxford-32b1fdc4ab412168.docx
+++ b/bank/oxford/oxford-32b1fdc4ab412168.docx
@@ -7,7 +7,7 @@
         <w:pStyle w:val="Title"/>
       </w:pPr>
       <w:r>
-        <w:t xml:space="preserve">Chapter 19 Ecosystems</w:t>
+        <w:t xml:space="preserve">qb 3 ch19 e</w:t>
       </w:r>
     </w:p>
     <w:p>
@@ -21,7 +21,7 @@
     </w:p>
     <w:p>
       <w:r>
-        <w:t xml:space="preserve">This Word file contains the extracted text of qb_3_ch19_e.doc. Original diagrams, equations and formatting are not included. The original resource file is preserved separately.</w:t>
+        <w:t xml:space="preserve">Converted from the legacy DOC resource. The original DOC file is preserved. Original diagrams, equations, formatting and page breaks may not be included.</w:t>
       </w:r>
     </w:p>
     <w:p>
